--- a/AWS Glue.docx
+++ b/AWS Glue.docx
@@ -622,10 +622,7 @@
         </w:numPr>
       </w:pPr>
       <w:r>
-        <w:t>Retains</w:t>
-      </w:r>
-      <w:r>
-        <w:t xml:space="preserve"> schema flexibility, especially with inconsistent or nested data.</w:t>
+        <w:t>Retains schema flexibility, especially with inconsistent or nested data.</w:t>
       </w:r>
     </w:p>
     <w:p>
@@ -2303,6 +2300,404 @@
     </w:p>
     <w:p>
       <w:pPr>
+        <w:pStyle w:val="Heading1"/>
+        <w:jc w:val="center"/>
+      </w:pPr>
+      <w:r>
+        <w:t>AWS LAKE Formation</w:t>
+      </w:r>
+    </w:p>
+    <w:p/>
+    <w:p>
+      <w:pPr>
+        <w:pStyle w:val="ListParagraph"/>
+        <w:numPr>
+          <w:ilvl w:val="0"/>
+          <w:numId w:val="5"/>
+        </w:numPr>
+      </w:pPr>
+      <w:r>
+        <w:t xml:space="preserve">Make it easy to set up a secure data lake </w:t>
+      </w:r>
+    </w:p>
+    <w:p>
+      <w:pPr>
+        <w:pStyle w:val="ListParagraph"/>
+        <w:numPr>
+          <w:ilvl w:val="0"/>
+          <w:numId w:val="5"/>
+        </w:numPr>
+      </w:pPr>
+      <w:r>
+        <w:t xml:space="preserve">Loading data from external sources and monitor data flows </w:t>
+      </w:r>
+    </w:p>
+    <w:p>
+      <w:pPr>
+        <w:pStyle w:val="ListParagraph"/>
+        <w:numPr>
+          <w:ilvl w:val="0"/>
+          <w:numId w:val="5"/>
+        </w:numPr>
+      </w:pPr>
+      <w:r>
+        <w:t xml:space="preserve">Setting up partitions, encryptions and managing keys </w:t>
+      </w:r>
+    </w:p>
+    <w:p>
+      <w:pPr>
+        <w:pStyle w:val="ListParagraph"/>
+        <w:numPr>
+          <w:ilvl w:val="0"/>
+          <w:numId w:val="5"/>
+        </w:numPr>
+      </w:pPr>
+      <w:r>
+        <w:t xml:space="preserve">Built on top of glue </w:t>
+      </w:r>
+    </w:p>
+    <w:p/>
+    <w:p>
+      <w:pPr>
+        <w:pStyle w:val="ListParagraph"/>
+        <w:numPr>
+          <w:ilvl w:val="0"/>
+          <w:numId w:val="5"/>
+        </w:numPr>
+      </w:pPr>
+      <w:r>
+        <w:t xml:space="preserve">Cross – account lake formation permission </w:t>
+      </w:r>
+    </w:p>
+    <w:p>
+      <w:pPr>
+        <w:pStyle w:val="ListParagraph"/>
+      </w:pPr>
+    </w:p>
+    <w:p>
+      <w:pPr>
+        <w:pStyle w:val="ListParagraph"/>
+        <w:numPr>
+          <w:ilvl w:val="1"/>
+          <w:numId w:val="5"/>
+        </w:numPr>
+      </w:pPr>
+      <w:r>
+        <w:t>Recipient must be set up as a data lake administrator</w:t>
+      </w:r>
+    </w:p>
+    <w:p>
+      <w:pPr>
+        <w:pStyle w:val="ListParagraph"/>
+        <w:numPr>
+          <w:ilvl w:val="1"/>
+          <w:numId w:val="5"/>
+        </w:numPr>
+      </w:pPr>
+      <w:r>
+        <w:t>Can use AWS resource access manager for account external to your organization</w:t>
+      </w:r>
+    </w:p>
+    <w:p>
+      <w:pPr>
+        <w:pStyle w:val="ListParagraph"/>
+        <w:numPr>
+          <w:ilvl w:val="1"/>
+          <w:numId w:val="5"/>
+        </w:numPr>
+      </w:pPr>
+      <w:r>
+        <w:t>IAM permission for cross -</w:t>
+      </w:r>
+      <w:proofErr w:type="spellStart"/>
+      <w:r>
+        <w:t>acount</w:t>
+      </w:r>
+      <w:proofErr w:type="spellEnd"/>
+      <w:r>
+        <w:t xml:space="preserve"> access </w:t>
+      </w:r>
+    </w:p>
+    <w:p>
+      <w:pPr>
+        <w:pStyle w:val="ListParagraph"/>
+        <w:numPr>
+          <w:ilvl w:val="0"/>
+          <w:numId w:val="5"/>
+        </w:numPr>
+      </w:pPr>
+      <w:r>
+        <w:t xml:space="preserve">KMS encryption key are needed for encrypted data catalogs in lake formation </w:t>
+      </w:r>
+    </w:p>
+    <w:p>
+      <w:pPr>
+        <w:ind w:left="360"/>
+      </w:pPr>
+    </w:p>
+    <w:p>
+      <w:pPr>
+        <w:ind w:left="360"/>
+      </w:pPr>
+    </w:p>
+    <w:p>
+      <w:pPr>
+        <w:ind w:left="360"/>
+        <w:rPr>
+          <w:b/>
+          <w:bCs/>
+        </w:rPr>
+      </w:pPr>
+      <w:r>
+        <w:rPr>
+          <w:b/>
+          <w:bCs/>
+        </w:rPr>
+        <w:t xml:space="preserve">AWS lake formation: Governed Tables and security </w:t>
+      </w:r>
+    </w:p>
+    <w:p>
+      <w:pPr>
+        <w:pStyle w:val="ListParagraph"/>
+        <w:numPr>
+          <w:ilvl w:val="0"/>
+          <w:numId w:val="5"/>
+        </w:numPr>
+        <w:rPr>
+          <w:b/>
+          <w:bCs/>
+        </w:rPr>
+      </w:pPr>
+      <w:r>
+        <w:rPr>
+          <w:b/>
+          <w:bCs/>
+        </w:rPr>
+        <w:t xml:space="preserve">Governed tables </w:t>
+      </w:r>
+      <w:r>
+        <w:t xml:space="preserve">are table that uses fine grained access control. </w:t>
+      </w:r>
+    </w:p>
+    <w:p>
+      <w:pPr>
+        <w:pStyle w:val="ListParagraph"/>
+        <w:numPr>
+          <w:ilvl w:val="0"/>
+          <w:numId w:val="5"/>
+        </w:numPr>
+        <w:rPr>
+          <w:b/>
+          <w:bCs/>
+        </w:rPr>
+      </w:pPr>
+      <w:r>
+        <w:t xml:space="preserve">Secure table in S3 managed by AWS lake formation </w:t>
+      </w:r>
+    </w:p>
+    <w:p>
+      <w:pPr>
+        <w:pStyle w:val="ListParagraph"/>
+        <w:numPr>
+          <w:ilvl w:val="0"/>
+          <w:numId w:val="5"/>
+        </w:numPr>
+        <w:rPr>
+          <w:b/>
+          <w:bCs/>
+        </w:rPr>
+      </w:pPr>
+      <w:r>
+        <w:lastRenderedPageBreak/>
+        <w:t xml:space="preserve">You cannot change governed or not once made </w:t>
+      </w:r>
+    </w:p>
+    <w:p>
+      <w:pPr>
+        <w:pStyle w:val="ListParagraph"/>
+        <w:numPr>
+          <w:ilvl w:val="0"/>
+          <w:numId w:val="5"/>
+        </w:numPr>
+        <w:rPr>
+          <w:b/>
+          <w:bCs/>
+        </w:rPr>
+      </w:pPr>
+      <w:r>
+        <w:t xml:space="preserve">Supports ACID </w:t>
+      </w:r>
+    </w:p>
+    <w:p>
+      <w:pPr>
+        <w:pStyle w:val="ListParagraph"/>
+        <w:numPr>
+          <w:ilvl w:val="0"/>
+          <w:numId w:val="5"/>
+        </w:numPr>
+        <w:rPr>
+          <w:b/>
+          <w:bCs/>
+        </w:rPr>
+      </w:pPr>
+      <w:r>
+        <w:t xml:space="preserve">Can query with Athena. </w:t>
+      </w:r>
+    </w:p>
+    <w:p>
+      <w:pPr>
+        <w:pStyle w:val="ListParagraph"/>
+        <w:numPr>
+          <w:ilvl w:val="0"/>
+          <w:numId w:val="5"/>
+        </w:numPr>
+        <w:rPr>
+          <w:b/>
+          <w:bCs/>
+        </w:rPr>
+      </w:pPr>
+      <w:r>
+        <w:t>Storage optimization with automatic compaction</w:t>
+      </w:r>
+    </w:p>
+    <w:p>
+      <w:pPr>
+        <w:pStyle w:val="ListParagraph"/>
+        <w:numPr>
+          <w:ilvl w:val="0"/>
+          <w:numId w:val="5"/>
+        </w:numPr>
+        <w:rPr>
+          <w:b/>
+          <w:bCs/>
+        </w:rPr>
+      </w:pPr>
+      <w:r>
+        <w:t xml:space="preserve">Granular access control with Row and cell level security. Comes with additional charges </w:t>
+      </w:r>
+    </w:p>
+    <w:p>
+      <w:pPr>
+        <w:rPr>
+          <w:b/>
+          <w:bCs/>
+        </w:rPr>
+      </w:pPr>
+    </w:p>
+    <w:p>
+      <w:pPr>
+        <w:rPr>
+          <w:b/>
+          <w:bCs/>
+        </w:rPr>
+      </w:pPr>
+      <w:r>
+        <w:rPr>
+          <w:b/>
+          <w:bCs/>
+        </w:rPr>
+        <w:t xml:space="preserve">Data permissions in lake formation </w:t>
+      </w:r>
+    </w:p>
+    <w:p>
+      <w:pPr>
+        <w:pStyle w:val="ListParagraph"/>
+        <w:numPr>
+          <w:ilvl w:val="0"/>
+          <w:numId w:val="5"/>
+        </w:numPr>
+        <w:rPr>
+          <w:b/>
+          <w:bCs/>
+        </w:rPr>
+      </w:pPr>
+      <w:r>
+        <w:t xml:space="preserve"> Can tie to IAM users </w:t>
+      </w:r>
+    </w:p>
+    <w:p>
+      <w:pPr>
+        <w:pStyle w:val="ListParagraph"/>
+        <w:numPr>
+          <w:ilvl w:val="0"/>
+          <w:numId w:val="5"/>
+        </w:numPr>
+        <w:rPr>
+          <w:b/>
+          <w:bCs/>
+        </w:rPr>
+      </w:pPr>
+      <w:r>
+        <w:t xml:space="preserve">Can use policy tags </w:t>
+      </w:r>
+    </w:p>
+    <w:p>
+      <w:pPr>
+        <w:pStyle w:val="ListParagraph"/>
+        <w:numPr>
+          <w:ilvl w:val="0"/>
+          <w:numId w:val="5"/>
+        </w:numPr>
+        <w:rPr>
+          <w:b/>
+          <w:bCs/>
+        </w:rPr>
+      </w:pPr>
+      <w:r>
+        <w:t xml:space="preserve">Can set specific permission for table or columns </w:t>
+      </w:r>
+    </w:p>
+    <w:p>
+      <w:pPr>
+        <w:rPr>
+          <w:b/>
+          <w:bCs/>
+        </w:rPr>
+      </w:pPr>
+    </w:p>
+    <w:p>
+      <w:pPr>
+        <w:rPr>
+          <w:b/>
+          <w:bCs/>
+        </w:rPr>
+      </w:pPr>
+      <w:r>
+        <w:rPr>
+          <w:b/>
+          <w:bCs/>
+        </w:rPr>
+        <w:t xml:space="preserve">Data filters in lake formation </w:t>
+      </w:r>
+    </w:p>
+    <w:p>
+      <w:pPr>
+        <w:pStyle w:val="ListParagraph"/>
+        <w:numPr>
+          <w:ilvl w:val="0"/>
+          <w:numId w:val="5"/>
+        </w:numPr>
+        <w:rPr>
+          <w:b/>
+          <w:bCs/>
+        </w:rPr>
+      </w:pPr>
+      <w:r>
+        <w:t xml:space="preserve">column, row or cell level security </w:t>
+      </w:r>
+    </w:p>
+    <w:p>
+      <w:pPr>
+        <w:ind w:left="360"/>
+        <w:rPr>
+          <w:b/>
+          <w:bCs/>
+        </w:rPr>
+      </w:pPr>
+    </w:p>
+    <w:p>
+      <w:pPr>
+        <w:ind w:left="360"/>
         <w:rPr>
           <w:b/>
           <w:bCs/>
@@ -3480,6 +3875,7 @@
   <w:style w:type="character" w:default="1" w:styleId="DefaultParagraphFont">
     <w:name w:val="Default Paragraph Font"/>
     <w:uiPriority w:val="1"/>
+    <w:semiHidden/>
     <w:unhideWhenUsed/>
   </w:style>
   <w:style w:type="table" w:default="1" w:styleId="TableNormal">
